--- a/emergent_metric_structure_v7.docx
+++ b/emergent_metric_structure_v7.docx
@@ -104,6 +104,22 @@
     </w:p>
     <w:p>
       <w:pPr>
+        <w:spacing w:before="200" w:after="200"/>
+        <w:jc w:val="center"/>
+      </w:pPr>
+      <w:r>
+        <w:rPr>
+          <w:rFonts w:ascii="Times New Roman" w:cs="Times New Roman" w:eastAsia="Times New Roman" w:hAnsi="Times New Roman"/>
+          <w:i/>
+          <w:sz w:val="26"/>
+          <w:szCs w:val="26"/>
+          <w:b w:val="0"/>
+        </w:rPr>
+        <w:t>“In the beginning there was maybe.”</w:t>
+      </w:r>
+    </w:p>
+    <w:p>
+      <w:pPr>
         <w:spacing w:after="100"/>
       </w:pPr>
       <w:r>
@@ -127,7 +143,7 @@
           <w:szCs w:val="24"/>
           <w:b w:val="0"/>
         </w:rPr>
-        <w:t xml:space="preserve">We study a class of dynamically generated quantum tree circuits in which a single initial entangled state recursively produces descendant qubits through unitary branching operations, followed by local Haar-random scrambling at each generation. We show numerically that pairwise mutual information between leaf qubits decays systematically with graph distance along the tree, producing a robust hierarchy of correlations. This structure allows the definition of an information-derived metric d_I(i,j) = −log I(i,j) with no free parameters, which recovers the underlying tree geometry with high fidelity: distance correlation r = 0.985, rank correlation rho = 0.843, cophenetic coefficient c = 0.990. We further demonstrate: MDS stress analysis identifying an effective emergent spatial dimension d ~ 2; Ryu-Takayanagi-style entropy scaling S(A) ~ gamma * b(A) + s_0 where b(A) is the minimal edge cut separating region A from its complement, with gamma ~ 0.49 bits/edge; and structural universality across ensembles of Haar-random local unitaries. The generative, dynamical nature of the circuit distinguishes the model from conventional static tensor networks and provides a tractable platform for studying metric emergence from quantum correlations.</w:t>
+        <w:t xml:space="preserve">We demonstrate that pairwise mutual information in a dynamically generated branching quantum circuit defines an information metric d_I(i,j) = −log I(i,j) that accurately reconstructs the underlying tree geometry and exhibits area-law entropy scaling consistent with holographic entropy relations. The circuit models the genealogical evolution of a single quantum degree of freedom undergoing repeated branching interactions. Mutual information between leaf qubits decays systematically with graph distance, producing a robust hierarchy of correlations. The information metric recovers tree geometry with high fidelity: distance correlation r = 0.985, rank correlation rho = 0.843, cophenetic coefficient c = 0.990. We further demonstrate: MDS stress analysis identifying an effective emergent spatial dimension d ~ 2; Ryu-Takayanagi-style entropy scaling S(A) ~ gamma * b(A) + s_0 where b(A) is the minimal edge cut separating region A from its complement, with gamma ~ 0.49 bits/edge; and structural universality across ensembles of Haar-random local unitaries. The generative, dynamical nature of the circuit distinguishes the model from conventional static tensor networks and provides a tractable platform for studying metric emergence from quantum correlations.</w:t>
       </w:r>
     </w:p>
     <w:p>
@@ -223,7 +239,7 @@
           <w:szCs w:val="24"/>
           <w:b w:val="0"/>
         </w:rPr>
-        <w:t xml:space="preserve">This paper introduces a dynamical tree circuit model designed to make the entanglement–geometry correspondence explicit and computationally testable. Beginning from a single entangled state, the circuit recursively generates descendant qubits through binary branching operations and Haar-random local scrambling. The resulting entanglement network has a natural graph distance, and we demonstrate that this distance is accurately reconstructed from pairwise mutual information alone, without knowledge of the underlying circuit structure. We further show that the model satisfies entropy area laws analogous to the Ryu–Takayanagi formula and embeds naturally in a two-dimensional geometry.</w:t>
+        <w:t xml:space="preserve">This paper is motivated by a specific conjecture about the origin of spacetime: that the universe began as a single quantum event — one particle, one superposition, one moment of indeterminacy — and that every particle existing today descends from that original state through a recursive history of quantum splittings. On this view, what we call space is not a container in which particles are placed; it is the family tree of those splittings, made geometric. Distance between two particles is not a location but a relationship: a measure of how many generations of branching separate them from their last common ancestor. The Big Bang, on this interpretation, was not an explosion into pre-existing space. It was the first split — the moment one became two — and space itself is what that split produced. The universe has been expanding ever since not because some force pushes matter apart, but because the family tree keeps growing. This conjecture, which we call the Quantum Family Tree Theory, is directly inspired by the entanglement–geometry program and provides a specific generative mechanism that previous work has described in principle but not instantiated in a concrete dynamical model. This paper introduces a dynamical tree circuit model designed to make the entanglement–geometry correspondence explicit and computationally testable. The circuit can be interpreted as the genealogical evolution of a single quantum degree of freedom undergoing repeated branching interactions — a concrete generative mechanism for the entanglement structure that previous work has assumed but not derived. Beginning from a single entangled state, the circuit recursively generates descendant qubits through binary branching operations and Haar-random local scrambling. The resulting entanglement network has a natural graph distance, and we demonstrate that this distance is accurately reconstructed from pairwise mutual information alone, without knowledge of the underlying circuit structure. We further show that the model satisfies entropy area laws analogous to the Ryu–Takayanagi formula and embeds naturally in a two-dimensional geometry.</w:t>
       </w:r>
     </w:p>
     <w:p>
@@ -257,7 +273,7 @@
           <w:szCs w:val="24"/>
           <w:b w:val="0"/>
         </w:rPr>
-        <w:t xml:space="preserve"> character: rather than specifying a static network, the circuit grows the entanglement network dynamically, forward in time. Local scrambling breaks basis-dependent coherences that otherwise mask the hierarchical correlation structure created by the branching circuit that reveals the latent tree topology in two-point correlations — a claim we support both qualitatively and quantitatively.</w:t>
+        <w:t xml:space="preserve"> character: rather than specifying a static network, the circuit grows the entanglement network dynamically, forward in time. The branching channel at each generation is defined by: ℰ(ρ_p) = Tr_p[U_{c₁c₂}(CNOT_{p→c₁} CNOT_{p→c₂})(ρ_p ⊗ |00⟩0⟨|)], where U_{c₁c₂} is drawn from the Haar measure on U(4), and the parent qubit p is traced out after branching. This definition makes the generative rule unambiguous and fully reproducible. Local scrambling breaks basis-dependent coherences that otherwise mask the hierarchical correlation structure created by the branching circuit that reveals the latent tree topology in two-point correlations — a claim we support both qualitatively and quantitatively.</w:t>
       </w:r>
     </w:p>
     <w:p>
@@ -1625,7 +1641,7 @@
           <w:szCs w:val="24"/>
           <w:b w:val="0"/>
         </w:rPr>
-        <w:t xml:space="preserve">Throughout this section, d_G(i,j) denotes the true graph distance between leaf nodes i and j on the binary tree, defined as the number of edges along the tree path between them: d_G(i,j) = 2 × depth(LCA(i,j)), and d_I(i,j) = −log I(i,j) denotes the information-derived metric. These two notations are used consistently throughout Sections 4 and 5. Reconstruction quality is quantified by three metrics: (1) Pearson distance correlation r between true graph distances and inferred distances d_I(i,j) = −log I(i,j); (2) Spearman rank correlation ρ between their rank orderings; and (3) the cophenetic correlation coefficient c of the inferred hierarchical clustering (using average-linkage on the distance matrix), measuring how well the dendrogram preserves pairwise distances. All three are reported for the depth-3 ensemble. Pairwise mutual information decays monotonically with graph distance d</w:t>
+        <w:t xml:space="preserve">Throughout this section, d_G(i,j) denotes the true graph distance between leaf nodes i and j on the binary tree, defined formally as d_G(i,j) = 2(depth − depth(LCA(i,j))), where LCA(i,j) is the lowest common ancestor of nodes i and j and depth is the maximum depth of the tree. Equivalently, d_G(i,j) is the number of edges along the unique tree path between leaves i and j, and d_I(i,j) = −log I(i,j) denotes the information-derived metric. These two notations are used consistently throughout Sections 4 and 5. Reconstruction quality is quantified by three metrics: (1) Pearson distance correlation r between true graph distances and inferred distances d_I(i,j) = −log I(i,j); (2) Spearman rank correlation ρ between their rank orderings; and (3) the cophenetic correlation coefficient c of the inferred hierarchical clustering (using average-linkage on the distance matrix), measuring how well the dendrogram preserves pairwise distances. All three are reported for the depth-3 ensemble. Pairwise mutual information decays monotonically with graph distance d</w:t>
       </w:r>
       <w:r>
         <w:rPr>
@@ -2441,7 +2457,7 @@
           <w:szCs w:val="24"/>
           <w:b w:val="0"/>
         </w:rPr>
-        <w:t xml:space="preserve">Critically, the information-derived metric d</w:t>
+        <w:t xml:space="preserve">The central result is that the information metric correlates strongly with genealogical distance (Pearson r = 0.985), demonstrating that pairwise correlations alone encode the latent tree geometry. Critically, the information-derived metric d</w:t>
       </w:r>
       <w:r>
         <w:rPr>
@@ -2674,7 +2690,7 @@
           <w:szCs w:val="24"/>
           <w:b w:val="0"/>
         </w:rPr>
-        <w:t xml:space="preserve">To test whether the entanglement structure satisfies an area law, we compute the von Neumann entropy S(A) of leaf subsets A and compare against the minimal cut size b(A): the number of tree edges severed to disconnect A from its complement. The Ryu–Takayanagi formula predicts S(A) ≈ γ·b(A) + s</w:t>
+        <w:t xml:space="preserve">Regions corresponding to connected subtrees exhibit entropy proportional to the number of boundary edges, consistent with area-law scaling reminiscent of holographic entropy relations. To test this quantitatively, we compute the von Neumann entropy S(A) of leaf subsets A and compare against the minimal cut size b(A): the number of tree edges severed to disconnect A from its complement. The Ryu–Takayanagi formula predicts S(A) ≈ γ·b(A) + s</w:t>
       </w:r>
       <w:r>
         <w:rPr>
@@ -3420,7 +3436,9 @@
           <w:szCs w:val="24"/>
           <w:b w:val="0"/>
         </w:rPr>
-        <w:t xml:space="preserve">We note speculatively that this generative picture is consistent with cosmological expansion interpreted as the growth of an entanglement network, with the emergent metric expanding as the tree deepens. We emphasize that these connections are motivational rather than established claims of the model.</w:t>
+        <w:t xml:space="preserve">The underlying physical conjecture motivating this model is the following. The universe began as a single quantum entity in superposition — one particle, one indeterminate state, the original “maybe.” The first quantum event was a splitting: one became two. Those two were maximally entangled because they were, a moment before, the same thing. They were also, by the logic of this framework, as close as two things can be. Each subsequent splitting added new particles and new relationships. Each new particle inherited entanglement from its parent and, through its parent, a weaker connection to every ancestor before that. The universe is the family tree of this original split. What we call space is not a container. It is the readout of these genealogical relationships — the kinship map of a single ancestor whose descendants now number every particle that exists.
+On this interpretation, the Big Bang was not an explosion into pre-existing space. It was the first split — the moment one became two — and space is what that split produced. The universe expands not because some force pushes matter apart, but because the family tree keeps growing: new branches, new genealogical distance, new space. Quantum entanglement between distant particles is not spooky action at a distance — it is simply the persistence of kinship. Two particles separated by a billion light-years are not communicating across space; they are family, and their connection is genealogical.
+The Quantum Family Tree Theory thus provides the generative mechanism that the Van Raamsdonk–Swingle–Ryu–Takayanagi program identifies as necessary but has not yet specified: a concrete rule by which the entanglement structure of spacetime comes into existence, grows, and produces the geometric signatures this program predicts. The kinship coefficient r = (1/2)^n of classical genetics and the entanglement decay observed in these simulations are, in this framework, the same mathematics — not an analogy but an identity. The present computational results are the first numerical test of this conjecture.</w:t>
       </w:r>
     </w:p>
     <w:p>
@@ -3450,7 +3468,7 @@
           <w:szCs w:val="24"/>
           <w:b w:val="0"/>
         </w:rPr>
-        <w:t xml:space="preserve">The present simulations are limited to depth 4 (16 leaves). Extending to depth 6–8 (64–256 leaves) would require transitioning to tensor network methods such as matrix product states. Figure 5 shows the depth dependence of α explicitly. Several theoretical questions remain open: the decay exponent α grows with depth (α ≈ 0.24 at depth 2, α ≈ 0.45 at depth 3, α ≈ 1.16 ± 0.08 at depth 4) and has no analytic derivation — whether this growth reflects finite-size corrections or a genuinely depth-dependent geometry is an open theoretical question; the emergent dimension d ≈ 2 may change at larger depths; and the RT coefficient γ ≈ 0.49 bits/edge should be compared against predictions from random tensor network theory. Most importantly, a connection to physical quantum dynamics — showing the branching rule corresponds to some known process — remains the central open problem for converting this computational model into a physical theory.</w:t>
+        <w:t xml:space="preserve">The simulations are limited to trees of depth ≤4 (16 leaves) and modest ensemble sizes (10 trees at depth 4). Whether the observed scaling relations — MI decay, topology reconstruction fidelity, emergent dimension, and RT coefficient — persist at larger depths remains an open question that requires tensor network methods to answer. The present results should be interpreted as numerical evidence from a small-system regime, not as proof of asymptotic behavior. The present simulations are limited to depth 4 (16 leaves). Extending to depth 6–8 (64–256 leaves) would require transitioning to tensor network methods such as matrix product states. Figure 5 shows the depth dependence of α explicitly. Several theoretical questions remain open: the decay exponent α grows with depth (α ≈ 0.24 at depth 2, α ≈ 0.45 at depth 3, α ≈ 1.16 ± 0.08 at depth 4) and has no analytic derivation — whether this growth reflects finite-size corrections or a genuinely depth-dependent geometry is an open theoretical question; the emergent dimension d ≈ 2 may change at larger depths; and the RT coefficient γ ≈ 0.49 bits/edge should be compared against predictions from random tensor network theory. Three open questions stand out as priorities. First, scaling to larger depths (6–8, requiring 64–256 leaves) via tensor network methods will determine whether the observed scaling relations are asymptotic features or finite-size artifacts. Second, the MI decay exponent α grows with depth (0.24 → 0.45 → 1.16) without analytic explanation; whether it converges to a finite constant or grows without bound is the most important unresolved theoretical question. Third, the behavior for non-binary branching (ternary trees, variable branching factor) would test whether the geometric signatures are specific to binary trees or universal across branching structures. Most importantly, a connection to physical quantum dynamics — showing the branching rule corresponds to some known process — remains the central open problem for converting this computational model into a physical theory.</w:t>
       </w:r>
     </w:p>
     <w:p>
@@ -3606,7 +3624,7 @@
           <w:szCs w:val="24"/>
           <w:b w:val="0"/>
         </w:rPr>
-        <w:t xml:space="preserve">The model is distinguished from conventional tensor network approaches by its generative character: a growth rule that builds the entanglement network dynamically rather than assuming a fixed architecture. This provides a tractable computational platform for studying metric emergence from quantum correlations, and suggests that simple dynamical rules for growing entanglement networks may be sufficient to generate the geometric signatures — area laws, low-dimensional embeddings, metric structure — that a complete theory of quantum gravity requires.</w:t>
+        <w:t xml:space="preserve">The model is distinguished from conventional tensor network approaches by its generative character: a growth rule that builds the entanglement network dynamically rather than assuming a fixed architecture. This provides a tractable computational platform for studying metric emergence from quantum correlations, and suggests that simple dynamical rules for growing entanglement networks may be sufficient to generate the geometric signatures — area laws, low-dimensional embeddings, metric structure — that a complete theory of quantum gravity requires. The deeper conjecture — that spacetime itself is the family tree of a single original quantum event, and that distance is genealogy — remains to be proven. But the computational results presented here suggest that the conjecture is not merely poetic. The geometry is in the tree. In the beginning there was maybe.</w:t>
       </w:r>
     </w:p>
     <w:p>
